--- a/pcd_automation/processos/PCD_2026_000345678_001_Ricardo_Nunes_Pereira_2026-03-09/01_despacho_instauracao.docx
+++ b/pcd_automation/processos/PCD_2026_000345678_001_Ricardo_Nunes_Pereira_2026-03-09/01_despacho_instauracao.docx
@@ -615,7 +615,7 @@
           <w:vertAlign w:val="baseline"/>
           <w:rtl w:val="0"/>
         </w:rPr>
-        <w:t xml:space="preserve">8</w:t>
+        <w:t xml:space="preserve">08h20min</w:t>
       </w:r>
       <w:r>
         <w:rPr>
@@ -634,7 +634,7 @@
           <w:vertAlign w:val="baseline"/>
           <w:rtl w:val="0"/>
         </w:rPr>
-        <w:t xml:space="preserve"> horas, teria o comunicado </w:t>
+        <w:t xml:space="preserve">, teria o comunicado </w:t>
       </w:r>
       <w:r>
         <w:rPr>

--- a/pcd_automation/processos/PCD_2026_000345678_001_Ricardo_Nunes_Pereira_2026-03-09/01_despacho_instauracao.docx
+++ b/pcd_automation/processos/PCD_2026_000345678_001_Ricardo_Nunes_Pereira_2026-03-09/01_despacho_instauracao.docx
@@ -748,7 +748,7 @@
           <w:vertAlign w:val="baseline"/>
           <w:rtl w:val="0"/>
         </w:rPr>
-        <w:t xml:space="preserve">: art. 13, inciso II, do CEDM (Lei 14.310/2002)</w:t>
+        <w:t xml:space="preserve">: art. 13, inciso XX, do CEDM (Lei 14.310/2002)</w:t>
       </w:r>
     </w:p>
     <w:p>

--- a/pcd_automation/processos/PCD_2026_000345678_001_Ricardo_Nunes_Pereira_2026-03-09/01_despacho_instauracao.docx
+++ b/pcd_automation/processos/PCD_2026_000345678_001_Ricardo_Nunes_Pereira_2026-03-09/01_despacho_instauracao.docx
@@ -748,7 +748,7 @@
           <w:vertAlign w:val="baseline"/>
           <w:rtl w:val="0"/>
         </w:rPr>
-        <w:t xml:space="preserve">: art. 13, inciso XX, do CEDM (Lei 14.310/2002)</w:t>
+        <w:t xml:space="preserve">: art. 13, inciso XX, do CEDM (Lei 14.310/2002), de natureza grave, que tipifica a conduta de “faltar ao serviço”</w:t>
       </w:r>
     </w:p>
     <w:p>
